--- a/pr-preview/pr-250/sufficiency-handout-tracked-changes.docx
+++ b/pr-preview/pr-250/sufficiency-handout-tracked-changes.docx
@@ -16,7 +16,7 @@
       </w:pPr>
       <w:del w:id="1" w:author="PR Preview" w:date="2026-01-01T00:00:00Z">
         <w:r>
-          <w:delText xml:space="preserve">Last modified: 2026-10-16 02:59:55 (PDT)</w:delText>
+          <w:delText xml:space="preserve">Last modified: 2026-10-16 04:15:16 (PDT)</w:delText>
         </w:r>
       </w:del>
     </w:p>
@@ -26,7 +26,7 @@
       </w:pPr>
       <w:ins w:id="2" w:author="PR Preview" w:date="2026-01-01T00:00:00Z">
         <w:r>
-          <w:t xml:space="preserve">Last modified: 2026-10-16 03:03:12 (PDT)</w:t>
+          <w:t xml:space="preserve">Last modified: 2026-10-16 04:14:03 (PDT)</w:t>
         </w:r>
       </w:ins>
     </w:p>
@@ -14596,17 +14596,70 @@
     </w:p>
     <w:bookmarkEnd w:id="43"/>
     <w:bookmarkEnd w:id="44"/>
-    <w:bookmarkStart w:id="56" w:name="references"/>
+    <w:bookmarkStart w:id="46" w:name="sec-sufficiency-reading"/>
     <w:p>
       <w:pPr>
         <w:pStyle w:val="Heading2"/>
       </w:pPr>
       <w:r>
+        <w:t xml:space="preserve">3 Further reading</w:t>
+      </w:r>
+    </w:p>
+    <w:p>
+      <w:pPr>
+        <w:pStyle w:val="Compact"/>
+        <w:numPr>
+          <w:ilvl w:val="0"/>
+          <w:numId w:val="1001"/>
+        </w:numPr>
+      </w:pPr>
+      <w:r>
+        <w:t xml:space="preserve">The</w:t>
+      </w:r>
+      <w:r>
+        <w:t xml:space="preserve"> </w:t>
+      </w:r>
+      <w:hyperlink r:id="rId45">
+        <w:r>
+          <w:rPr>
+            <w:rStyle w:val="Hyperlink"/>
+          </w:rPr>
+          <w:t xml:space="preserve">Fall 2024 course site for UC Berkeley’s Stat 210A,</w:t>
+        </w:r>
+        <w:r>
+          <w:rPr>
+            <w:rStyle w:val="Hyperlink"/>
+          </w:rPr>
+          <w:t xml:space="preserve"> </w:t>
+        </w:r>
+        <w:r>
+          <w:rPr>
+            <w:rStyle w:val="Hyperlink"/>
+            <w:i/>
+            <w:iCs/>
+          </w:rPr>
+          <w:t xml:space="preserve">Theoretical Statistics</w:t>
+        </w:r>
+      </w:hyperlink>
+      <w:r>
+        <w:t xml:space="preserve"> </w:t>
+      </w:r>
+      <w:r>
+        <w:t xml:space="preserve">(Will Fithian) has a course reader on exponential families, sufficiency, completeness and unbiased estimation.</w:t>
+      </w:r>
+    </w:p>
+    <w:bookmarkEnd w:id="46"/>
+    <w:bookmarkStart w:id="58" w:name="references"/>
+    <w:p>
+      <w:pPr>
+        <w:pStyle w:val="Heading2"/>
+      </w:pPr>
+      <w:r>
         <w:t xml:space="preserve">References</w:t>
       </w:r>
     </w:p>
-    <w:bookmarkStart w:id="55" w:name="refs"/>
-    <w:bookmarkStart w:id="46" w:name="ref-blackwell1947conditional"/>
+    <w:bookmarkStart w:id="57" w:name="refs"/>
+    <w:bookmarkStart w:id="48" w:name="ref-blackwell1947conditional"/>
     <w:p>
       <w:pPr>
         <w:pStyle w:val="Bibliography"/>
@@ -14639,7 +14692,7 @@
       <w:r>
         <w:t xml:space="preserve"> </w:t>
       </w:r>
-      <w:hyperlink r:id="rId45">
+      <w:hyperlink r:id="rId47">
         <w:r>
           <w:rPr>
             <w:rStyle w:val="Hyperlink"/>
@@ -14651,8 +14704,8 @@
         <w:t xml:space="preserve">.</w:t>
       </w:r>
     </w:p>
-    <w:bookmarkEnd w:id="46"/>
-    <w:bookmarkStart w:id="48" w:name="ref-CaseBerg01"/>
+    <w:bookmarkEnd w:id="48"/>
+    <w:bookmarkStart w:id="50" w:name="ref-CaseBerg01"/>
     <w:p>
       <w:pPr>
         <w:pStyle w:val="Bibliography"/>
@@ -14676,7 +14729,7 @@
       <w:r>
         <w:t xml:space="preserve"> </w:t>
       </w:r>
-      <w:hyperlink r:id="rId47">
+      <w:hyperlink r:id="rId49">
         <w:r>
           <w:rPr>
             <w:rStyle w:val="Hyperlink"/>
@@ -14688,8 +14741,8 @@
         <w:t xml:space="preserve">.</w:t>
       </w:r>
     </w:p>
-    <w:bookmarkEnd w:id="48"/>
-    <w:bookmarkStart w:id="50" w:name="ref-fisher1922mathematical"/>
+    <w:bookmarkEnd w:id="50"/>
+    <w:bookmarkStart w:id="52" w:name="ref-fisher1922mathematical"/>
     <w:p>
       <w:pPr>
         <w:pStyle w:val="Bibliography"/>
@@ -14722,7 +14775,7 @@
       <w:r>
         <w:t xml:space="preserve"> </w:t>
       </w:r>
-      <w:hyperlink r:id="rId49">
+      <w:hyperlink r:id="rId51">
         <w:r>
           <w:rPr>
             <w:rStyle w:val="Hyperlink"/>
@@ -14734,8 +14787,8 @@
         <w:t xml:space="preserve">.</w:t>
       </w:r>
     </w:p>
-    <w:bookmarkEnd w:id="50"/>
-    <w:bookmarkStart w:id="52" w:name="ref-halmos1949application"/>
+    <w:bookmarkEnd w:id="52"/>
+    <w:bookmarkStart w:id="54" w:name="ref-halmos1949application"/>
     <w:p>
       <w:pPr>
         <w:pStyle w:val="Bibliography"/>
@@ -14780,7 +14833,7 @@
       <w:r>
         <w:t xml:space="preserve"> </w:t>
       </w:r>
-      <w:hyperlink r:id="rId51">
+      <w:hyperlink r:id="rId53">
         <w:r>
           <w:rPr>
             <w:rStyle w:val="Hyperlink"/>
@@ -14792,8 +14845,8 @@
         <w:t xml:space="preserve">.</w:t>
       </w:r>
     </w:p>
-    <w:bookmarkEnd w:id="52"/>
-    <w:bookmarkStart w:id="53" w:name="ref-hosmer1989applied"/>
+    <w:bookmarkEnd w:id="54"/>
+    <w:bookmarkStart w:id="55" w:name="ref-hosmer1989applied"/>
     <w:p>
       <w:pPr>
         <w:pStyle w:val="Bibliography"/>
@@ -14815,8 +14868,8 @@
         <w:t xml:space="preserve">. Wiley.</w:t>
       </w:r>
     </w:p>
-    <w:bookmarkEnd w:id="53"/>
-    <w:bookmarkStart w:id="54" w:name="ref-rao1945information"/>
+    <w:bookmarkEnd w:id="55"/>
+    <w:bookmarkStart w:id="56" w:name="ref-rao1945information"/>
     <w:p>
       <w:pPr>
         <w:pStyle w:val="Bibliography"/>
@@ -14847,9 +14900,9 @@
         <w:t xml:space="preserve">37: 81–91.</w:t>
       </w:r>
     </w:p>
-    <w:bookmarkEnd w:id="54"/>
-    <w:bookmarkEnd w:id="55"/>
     <w:bookmarkEnd w:id="56"/>
+    <w:bookmarkEnd w:id="57"/>
+    <w:bookmarkEnd w:id="58"/>
     <w:sectPr>
       <w:footnotePr>
         <w:numRestart w:val="eachSect"/>
@@ -14960,8 +15013,114 @@
       </w:pPr>
     </w:lvl>
   </w:abstractNum>
+  <w:abstractNum w:abstractNumId="991">
+    <w:nsid w:val="0000A991"/>
+    <w:multiLevelType w:val="multilevel"/>
+    <w:lvl w:ilvl="0">
+      <w:numFmt w:val="bullet"/>
+      <w:lvlText w:val=""/>
+      <w:lvlJc w:val="left"/>
+      <w:pPr>
+        <w:ind w:left="720" w:hanging="360"/>
+      </w:pPr>
+      <w:rPr>
+        <w:rFonts w:ascii="Symbol" w:hAnsi="Symbol" w:cs="Symbol" w:hint="default"/>
+      </w:rPr>
+    </w:lvl>
+    <w:lvl w:ilvl="1">
+      <w:numFmt w:val="bullet"/>
+      <w:lvlText w:val="o"/>
+      <w:lvlJc w:val="left"/>
+      <w:pPr>
+        <w:ind w:left="1440" w:hanging="360"/>
+      </w:pPr>
+      <w:rPr>
+        <w:rFonts w:ascii="Courier New" w:hAnsi="Courier New" w:cs="Courier New" w:hint="default"/>
+      </w:rPr>
+    </w:lvl>
+    <w:lvl w:ilvl="2">
+      <w:numFmt w:val="bullet"/>
+      <w:lvlText w:val=""/>
+      <w:lvlJc w:val="left"/>
+      <w:pPr>
+        <w:ind w:left="2160" w:hanging="360"/>
+      </w:pPr>
+      <w:rPr>
+        <w:rFonts w:ascii="Wingdings" w:hAnsi="Wingdings" w:cs="Wingdings" w:hint="default"/>
+      </w:rPr>
+    </w:lvl>
+    <w:lvl w:ilvl="3">
+      <w:numFmt w:val="bullet"/>
+      <w:lvlText w:val=""/>
+      <w:lvlJc w:val="left"/>
+      <w:pPr>
+        <w:ind w:left="2880" w:hanging="360"/>
+      </w:pPr>
+      <w:rPr>
+        <w:rFonts w:ascii="Symbol" w:hAnsi="Symbol" w:cs="Symbol" w:hint="default"/>
+      </w:rPr>
+    </w:lvl>
+    <w:lvl w:ilvl="4">
+      <w:numFmt w:val="bullet"/>
+      <w:lvlText w:val="o"/>
+      <w:lvlJc w:val="left"/>
+      <w:pPr>
+        <w:ind w:left="3600" w:hanging="360"/>
+      </w:pPr>
+      <w:rPr>
+        <w:rFonts w:ascii="Courier New" w:hAnsi="Courier New" w:cs="Courier New" w:hint="default"/>
+      </w:rPr>
+    </w:lvl>
+    <w:lvl w:ilvl="5">
+      <w:numFmt w:val="bullet"/>
+      <w:lvlText w:val=""/>
+      <w:lvlJc w:val="left"/>
+      <w:pPr>
+        <w:ind w:left="4320" w:hanging="360"/>
+      </w:pPr>
+      <w:rPr>
+        <w:rFonts w:ascii="Wingdings" w:hAnsi="Wingdings" w:cs="Wingdings" w:hint="default"/>
+      </w:rPr>
+    </w:lvl>
+    <w:lvl w:ilvl="6">
+      <w:numFmt w:val="bullet"/>
+      <w:lvlText w:val=""/>
+      <w:lvlJc w:val="left"/>
+      <w:pPr>
+        <w:ind w:left="5040" w:hanging="360"/>
+      </w:pPr>
+      <w:rPr>
+        <w:rFonts w:ascii="Symbol" w:hAnsi="Symbol" w:cs="Symbol" w:hint="default"/>
+      </w:rPr>
+    </w:lvl>
+    <w:lvl w:ilvl="7">
+      <w:numFmt w:val="bullet"/>
+      <w:lvlText w:val="o"/>
+      <w:lvlJc w:val="left"/>
+      <w:pPr>
+        <w:ind w:left="5760" w:hanging="360"/>
+      </w:pPr>
+      <w:rPr>
+        <w:rFonts w:ascii="Courier New" w:hAnsi="Courier New" w:cs="Courier New" w:hint="default"/>
+      </w:rPr>
+    </w:lvl>
+    <w:lvl w:ilvl="8">
+      <w:numFmt w:val="bullet"/>
+      <w:lvlText w:val=""/>
+      <w:lvlJc w:val="left"/>
+      <w:pPr>
+        <w:ind w:left="6480" w:hanging="360"/>
+      </w:pPr>
+      <w:rPr>
+        <w:rFonts w:ascii="Wingdings" w:hAnsi="Wingdings" w:cs="Wingdings" w:hint="default"/>
+      </w:rPr>
+    </w:lvl>
+  </w:abstractNum>
   <w:num w:numId="1000">
     <w:abstractNumId w:val="990"/>
+  </w:num>
+  <w:num w:numId="1001">
+    <w:abstractNumId w:val="991"/>
   </w:num>
 </w:numbering>
 </file>
